--- a/public/policies/03-pricing.docx
+++ b/public/policies/03-pricing.docx
@@ -60,6 +60,11 @@
       </w:pPr>
       <w:r>
         <w:t>1. Đơn vị tính và bảng giá</w:t>
+      </w:r>
+    </w:p>
+    <w:p>
+      <w:r>
+        <w:t xml:space="preserve">Hiện chức năng nạp lượt đang tạm khóa trong thời gian hoàn thiện thủ tục website. Chỉ thanh toán khi chức năng được mở chính thức; không chuyển tiền theo đề nghị ngoài luồng. </w:t>
       </w:r>
     </w:p>
     <w:p>

--- a/public/policies/03-pricing.docx
+++ b/public/policies/03-pricing.docx
@@ -59,22 +59,12 @@
         <w:pStyle w:val="Heading1"/>
       </w:pPr>
       <w:r>
-        <w:t>1. Đơn vị tính và bảng giá</w:t>
+        <w:t>1. Bảng giá</w:t>
       </w:r>
     </w:p>
     <w:p>
       <w:r>
-        <w:t xml:space="preserve">Hiện chức năng nạp lượt đang tạm khóa trong thời gian hoàn thiện thủ tục website. Chỉ thanh toán khi chức năng được mở chính thức; không chuyển tiền theo đề nghị ngoài luồng. </w:t>
-      </w:r>
-    </w:p>
-    <w:p>
-      <w:r>
-        <w:t>Giá được công bố bằng đồng Việt Nam cho số lượt hỏi AI: Gói Cơ Bản 10 lượt — 49.000 đồng; Gói Chuyên Nghiệp 30 lượt — 99.000 đồng; Gói Doanh Nhân 100 lượt — 249.000 đồng. Gói 100 lượt không phải gói sử dụng không giới hạn. Tài khoản mới có 3 lượt trải nghiệm theo điều kiện hiển thị trên hệ thống.</w:t>
-      </w:r>
-    </w:p>
-    <w:p>
-      <w:r>
-        <w:t>Số tiền thanh toán là tổng giá trị gói hiển thị trước khi khách hàng chuyển khoản. TAX-HKD không thu thêm phí nền tảng ngoài giá gói; phí do ngân hàng hoặc nhà cung cấp của khách hàng thu, nếu có, áp dụng theo biểu phí của đơn vị đó. Nếu có khoản thuế hoặc chi phí phải cộng thêm, tổng phải trả phải được công bố trước khi khách hàng xác nhận; không thu bổ sung sau khi đã xác nhận giá.</w:t>
+        <w:t>Nạp lượt hiện tạm khóa trong thời gian hoàn thiện thủ tục website; chỉ thanh toán khi chức năng mở chính thức. Bảng giá bằng đồng Việt Nam: 10 lượt — 49.000 đồng; 30 lượt — 99.000 đồng; 100 lượt — 249.000 đồng. Tài khoản mới có 3 lượt trải nghiệm theo điều kiện hệ thống.</w:t>
       </w:r>
     </w:p>
     <w:p>
@@ -82,12 +72,12 @@
         <w:pStyle w:val="Heading1"/>
       </w:pPr>
       <w:r>
-        <w:t>2. Nội dung được mua</w:t>
+        <w:t>2. Giá thanh toán và phạm vi</w:t>
       </w:r>
     </w:p>
     <w:p>
       <w:r>
-        <w:t>Lượt hỏi là quyền sử dụng chức năng AI theo số dư tài khoản; không phải tiền gửi, ví điện tử, tài sản sinh lời hoặc khoản nộp thuế. Một lượt sử dụng được ghi nhận theo cơ chế của chức năng đang dùng. Lỗi kỹ thuật hoặc phản hồi không hoàn tất được đối soát và xử lý lượt theo chính sách cung cấp dịch vụ.</w:t>
+        <w:t>Tổng số tiền phải trả được hiển thị trước khi xác nhận; không thu thêm phí nền tảng ngoài giá công bố. Phí ngân hàng, nếu có, theo biểu phí của ngân hàng. Lượt hỏi là quyền dùng AI, không phải tiền gửi, tiền thuế hay gói sử dụng vô hạn. Dịch vụ riêng/1–1 cần xác nhận phạm vi và giá trước khi giao kết.</w:t>
       </w:r>
     </w:p>
     <w:p>
@@ -95,25 +85,12 @@
         <w:pStyle w:val="Heading1"/>
       </w:pPr>
       <w:r>
-        <w:t>3. Thay đổi giá và ưu đãi</w:t>
+        <w:t>3. Thay đổi giá và thời hạn sử dụng</w:t>
       </w:r>
     </w:p>
     <w:p>
       <w:r>
-        <w:t>Giá áp dụng cho giao dịch là mức được hiển thị khi khách hàng chọn gói và xác nhận thanh toán. Giá mới chỉ áp dụng cho giao dịch tiếp theo; không giảm số lượt đã mua chỉ vì thay đổi bảng giá. Ưu đãi, nếu có, phải công bố rõ thời gian, đối tượng và điều kiện. Mức giá gạch ngang hoặc so sánh chỉ sử dụng khi có căn cứ công bố phù hợp.</w:t>
-      </w:r>
-    </w:p>
-    <w:p>
-      <w:pPr>
-        <w:pStyle w:val="Heading1"/>
-      </w:pPr>
-      <w:r>
-        <w:t>4. Hiệu lực lượt hỏi và dịch vụ khác</w:t>
-      </w:r>
-    </w:p>
-    <w:p>
-      <w:r>
-        <w:t>Hiện hệ thống không áp dụng ngày hết hạn tự động đối với lượt hỏi đã cộng. Nếu thay đổi cách sử dụng hoặc dừng dịch vụ, TAX-HKD thông báo và xử lý quyền lợi còn lại theo chính sách cung cấp dịch vụ và quy định áp dụng. Yêu cầu hỗ trợ riêng hoặc tư vấn 1–1, nếu được cung cấp, cần được xác nhận rõ phạm vi và giá trước khi giao kết; không mặc nhiên nằm trong gói lượt hỏi.</w:t>
+        <w:t>Giá mới áp dụng cho giao dịch tiếp theo, không giảm số lượt đã mua. Ưu đãi phải có điều kiện và thời gian công bố rõ ràng. Hiện lượt đã cộng không có ngày hết hạn tự động. Nếu thay đổi hoặc dừng dịch vụ, quyền lợi còn lại được xử lý theo thỏa thuận hợp pháp và quy định áp dụng.</w:t>
       </w:r>
     </w:p>
     <w:sectPr>
@@ -134,7 +111,7 @@
       <w:pStyle w:val="Footer"/>
     </w:pPr>
     <w:r>
-      <w:t>TAX-HKD · Chính sách giá</w:t>
+      <w:t>Thuế HKD · Chính sách giá</w:t>
     </w:r>
   </w:p>
 </w:ftr>
